--- a/assets/images/products-and-solutions/industrial-air-compressor/Compressor Mutli brand detail.docx
+++ b/assets/images/products-and-solutions/industrial-air-compressor/Compressor Mutli brand detail.docx
@@ -874,24 +874,7 @@
         </w:numPr>
       </w:pPr>
       <w:r>
-        <w:t xml:space="preserve">Torque Capacity: </w:t>
-      </w:r>
-      <w:r>
-        <w:rPr>
-          <w:rtl/>
-        </w:rPr>
-        <w:t xml:space="preserve">حسب </w:t>
-      </w:r>
-      <w:proofErr w:type="spellStart"/>
-      <w:r>
-        <w:rPr>
-          <w:rtl/>
-        </w:rPr>
-        <w:t>ماڈل</w:t>
-      </w:r>
-      <w:proofErr w:type="spellEnd"/>
-      <w:r>
-        <w:t xml:space="preserve"> (model dependent) </w:t>
+        <w:t xml:space="preserve">Torque Capacity: (model dependent) </w:t>
       </w:r>
     </w:p>
     <w:p>
